--- a/docs/Dokumentacja_Szczyt_Lutchenko.docx
+++ b/docs/Dokumentacja_Szczyt_Lutchenko.docx
@@ -290,7 +290,7 @@
           </w:tcPr>
           <w:p>
             <w:r>
-              <w:t>21</w:t>
+              <w:t>21.0.12 (Temurin 21.0.12.1+1)</w:t>
             </w:r>
           </w:p>
         </w:tc>
@@ -322,7 +322,7 @@
           </w:tcPr>
           <w:p>
             <w:r>
-              <w:t>wbudowany w IntelliJ IDEA</w:t>
+              <w:t>3.9.9</w:t>
             </w:r>
           </w:p>
         </w:tc>
@@ -354,7 +354,7 @@
           </w:tcPr>
           <w:p>
             <w:r>
-              <w:t>10.1</w:t>
+              <w:t>10.1.34</w:t>
             </w:r>
           </w:p>
         </w:tc>
@@ -418,7 +418,7 @@
           </w:tcPr>
           <w:p>
             <w:r>
-              <w:t>3.0</w:t>
+              <w:t>3.0.0 (API), 3.0.1 (implementacja GlassFish)</w:t>
             </w:r>
           </w:p>
         </w:tc>

--- a/docs/Dokumentacja_Szczyt_Lutchenko.docx
+++ b/docs/Dokumentacja_Szczyt_Lutchenko.docx
@@ -556,7 +556,7 @@
     </w:p>
     <w:p>
       <w:r>
-        <w:t>Uruchomienie części I: mvn clean package, skopiowanie target/szczyt.war do [tomcat]/webapps, start Tomcata i otwarcie adresu http://localhost:8080/szczyt/.</w:t>
+        <w:t>Uruchomienie części I: mvn clean package, skopiowanie target/szczyt.war do katalogu webapps w folderze Tomcata, start Tomcata i otwarcie adresu http://localhost:8080/szczyt/.</w:t>
       </w:r>
     </w:p>
     <w:p>
